--- a/Lab3/TerminalausgabenFuerPraesentation.docx
+++ b/Lab3/TerminalausgabenFuerPraesentation.docx
@@ -85,11 +85,102 @@
         </w:drawing>
       </w:r>
     </w:p>
+    <w:p/>
     <w:p>
       <w:r>
-        <w:t>S</w:t>
+        <w:t>Part 2 &amp; 3:</w:t>
       </w:r>
     </w:p>
+    <w:p>
+      <w:r>
+        <w:t xml:space="preserve">Server: </w:t>
+      </w:r>
+    </w:p>
+    <w:p>
+      <w:r>
+        <w:lastRenderedPageBreak/>
+        <w:drawing>
+          <wp:inline distT="0" distB="0" distL="0" distR="0" wp14:anchorId="2C1AB7F5" wp14:editId="18100C98">
+            <wp:extent cx="997001" cy="2362321"/>
+            <wp:effectExtent l="0" t="0" r="0" b="0"/>
+            <wp:docPr id="1301141187" name="Grafik 1"/>
+            <wp:cNvGraphicFramePr>
+              <a:graphicFrameLocks xmlns:a="http://schemas.openxmlformats.org/drawingml/2006/main" noChangeAspect="1"/>
+            </wp:cNvGraphicFramePr>
+            <a:graphic xmlns:a="http://schemas.openxmlformats.org/drawingml/2006/main">
+              <a:graphicData uri="http://schemas.openxmlformats.org/drawingml/2006/picture">
+                <pic:pic xmlns:pic="http://schemas.openxmlformats.org/drawingml/2006/picture">
+                  <pic:nvPicPr>
+                    <pic:cNvPr id="1301141187" name=""/>
+                    <pic:cNvPicPr/>
+                  </pic:nvPicPr>
+                  <pic:blipFill>
+                    <a:blip r:embed="rId6"/>
+                    <a:stretch>
+                      <a:fillRect/>
+                    </a:stretch>
+                  </pic:blipFill>
+                  <pic:spPr>
+                    <a:xfrm>
+                      <a:off x="0" y="0"/>
+                      <a:ext cx="997001" cy="2362321"/>
+                    </a:xfrm>
+                    <a:prstGeom prst="rect">
+                      <a:avLst/>
+                    </a:prstGeom>
+                  </pic:spPr>
+                </pic:pic>
+              </a:graphicData>
+            </a:graphic>
+          </wp:inline>
+        </w:drawing>
+      </w:r>
+    </w:p>
+    <w:p>
+      <w:r>
+        <w:t>Client:</w:t>
+      </w:r>
+    </w:p>
+    <w:p>
+      <w:r>
+        <w:drawing>
+          <wp:inline distT="0" distB="0" distL="0" distR="0" wp14:anchorId="0EEC2766" wp14:editId="14B038FE">
+            <wp:extent cx="1638384" cy="3340272"/>
+            <wp:effectExtent l="0" t="0" r="0" b="0"/>
+            <wp:docPr id="576998128" name="Grafik 1"/>
+            <wp:cNvGraphicFramePr>
+              <a:graphicFrameLocks xmlns:a="http://schemas.openxmlformats.org/drawingml/2006/main" noChangeAspect="1"/>
+            </wp:cNvGraphicFramePr>
+            <a:graphic xmlns:a="http://schemas.openxmlformats.org/drawingml/2006/main">
+              <a:graphicData uri="http://schemas.openxmlformats.org/drawingml/2006/picture">
+                <pic:pic xmlns:pic="http://schemas.openxmlformats.org/drawingml/2006/picture">
+                  <pic:nvPicPr>
+                    <pic:cNvPr id="576998128" name=""/>
+                    <pic:cNvPicPr/>
+                  </pic:nvPicPr>
+                  <pic:blipFill>
+                    <a:blip r:embed="rId7"/>
+                    <a:stretch>
+                      <a:fillRect/>
+                    </a:stretch>
+                  </pic:blipFill>
+                  <pic:spPr>
+                    <a:xfrm>
+                      <a:off x="0" y="0"/>
+                      <a:ext cx="1638384" cy="3340272"/>
+                    </a:xfrm>
+                    <a:prstGeom prst="rect">
+                      <a:avLst/>
+                    </a:prstGeom>
+                  </pic:spPr>
+                </pic:pic>
+              </a:graphicData>
+            </a:graphic>
+          </wp:inline>
+        </w:drawing>
+      </w:r>
+    </w:p>
+    <w:p/>
     <w:sectPr>
       <w:pgSz w:w="11906" w:h="16838"/>
       <w:pgMar w:top="1417" w:right="1417" w:bottom="1134" w:left="1417" w:header="708" w:footer="708" w:gutter="0"/>
